--- a/courts/ninth-circuit/california/state/court-of-appeal-second-district/petition-for-writ/usage/OUTPUT-petition-for-writ.docx
+++ b/courts/ninth-circuit/california/state/court-of-appeal-second-district/petition-for-writ/usage/OUTPUT-petition-for-writ.docx
@@ -22717,171 +22717,7 @@
     </w:tbl>
     <w:p>
       <w:pPr>
-        <w:spacing w:before="208" w:after="0" w:line="312" w:lineRule="exact"/>
-        <w:ind w:left="0" w:firstLine="0"/>
-        <w:jc w:val="left"/>
-      </w:pPr>
-      <w:r>
-        <w:t xml:space="preserve">I</w:t>
-      </w:r>
-      <w:r>
-        <w:t xml:space="preserve"> </w:t>
-      </w:r>
-      <w:r>
-        <w:t xml:space="preserve">declare</w:t>
-      </w:r>
-      <w:r>
-        <w:t xml:space="preserve"> </w:t>
-      </w:r>
-      <w:r>
-        <w:t xml:space="preserve">under</w:t>
-      </w:r>
-      <w:r>
-        <w:t xml:space="preserve"> </w:t>
-      </w:r>
-      <w:r>
-        <w:t xml:space="preserve">penalty</w:t>
-      </w:r>
-      <w:r>
-        <w:t xml:space="preserve"> </w:t>
-      </w:r>
-      <w:r>
-        <w:t xml:space="preserve">of</w:t>
-      </w:r>
-      <w:r>
-        <w:t xml:space="preserve"> </w:t>
-      </w:r>
-      <w:r>
-        <w:t xml:space="preserve">perjury</w:t>
-      </w:r>
-      <w:r>
-        <w:t xml:space="preserve"> </w:t>
-      </w:r>
-      <w:r>
-        <w:t xml:space="preserve">under</w:t>
-      </w:r>
-      <w:r>
-        <w:t xml:space="preserve"> </w:t>
-      </w:r>
-      <w:r>
-        <w:t xml:space="preserve">the</w:t>
-      </w:r>
-      <w:r>
-        <w:t xml:space="preserve"> </w:t>
-      </w:r>
-      <w:r>
-        <w:t xml:space="preserve">laws</w:t>
-      </w:r>
-      <w:r>
-        <w:t xml:space="preserve"> </w:t>
-      </w:r>
-      <w:r>
-        <w:t xml:space="preserve">of</w:t>
-      </w:r>
-      <w:r>
-        <w:t xml:space="preserve"> </w:t>
-      </w:r>
-      <w:r>
-        <w:t xml:space="preserve">the</w:t>
-      </w:r>
-      <w:r>
-        <w:t xml:space="preserve"> </w:t>
-      </w:r>
-      <w:r>
-        <w:t xml:space="preserve">State</w:t>
-      </w:r>
-      <w:r>
-        <w:t xml:space="preserve"> </w:t>
-      </w:r>
-      <w:r>
-        <w:t xml:space="preserve">of</w:t>
-      </w:r>
-      <w:r>
-        <w:t xml:space="preserve"> </w:t>
-      </w:r>
-      <w:r>
-        <w:t xml:space="preserve">California</w:t>
-      </w:r>
-      <w:r>
-        <w:t xml:space="preserve"> </w:t>
-      </w:r>
-      <w:r>
-        <w:t xml:space="preserve">that</w:t>
-      </w:r>
-      <w:r>
-        <w:t xml:space="preserve"> </w:t>
-      </w:r>
-      <w:r>
-        <w:t xml:space="preserve">the</w:t>
-      </w:r>
-      <w:r>
-        <w:t xml:space="preserve"> </w:t>
-      </w:r>
-      <w:r>
-        <w:t xml:space="preserve">foregoing</w:t>
-      </w:r>
-      <w:r>
-        <w:t xml:space="preserve"> </w:t>
-      </w:r>
-      <w:r>
-        <w:t xml:space="preserve">is</w:t>
-      </w:r>
-      <w:r>
-        <w:t xml:space="preserve"> </w:t>
-      </w:r>
-      <w:r>
-        <w:t xml:space="preserve">true</w:t>
-      </w:r>
-      <w:r>
-        <w:t xml:space="preserve"> </w:t>
-      </w:r>
-      <w:r>
-        <w:t xml:space="preserve">and</w:t>
-      </w:r>
-      <w:r>
-        <w:t xml:space="preserve"> </w:t>
-      </w:r>
-      <w:r>
-        <w:t xml:space="preserve">correct.</w:t>
-      </w:r>
-    </w:p>
-    <w:p>
-      <w:pPr>
-        <w:spacing w:before="208" w:after="0" w:line="312" w:lineRule="exact"/>
-        <w:ind w:left="0" w:firstLine="0"/>
-        <w:jc w:val="left"/>
-      </w:pPr>
-      <w:r>
-        <w:t xml:space="preserve">Executed</w:t>
-      </w:r>
-      <w:r>
-        <w:t xml:space="preserve"> </w:t>
-      </w:r>
-      <w:r>
-        <w:t xml:space="preserve">on</w:t>
-      </w:r>
-      <w:r>
-        <w:t xml:space="preserve"> </w:t>
-      </w:r>
-      <w:r>
-        <w:t xml:space="preserve">[not</w:t>
-      </w:r>
-      <w:r>
-        <w:t xml:space="preserve"> </w:t>
-      </w:r>
-      <w:r>
-        <w:t xml:space="preserve">in</w:t>
-      </w:r>
-      <w:r>
-        <w:t xml:space="preserve"> </w:t>
-      </w:r>
-      <w:r>
-        <w:t xml:space="preserve">exemplar].</w:t>
-      </w:r>
-    </w:p>
-    <w:p>
-      <w:pPr>
-        <w:spacing w:before="0" w:after="0" w:line="364" w:lineRule="exact"/>
+        <w:spacing w:before="0" w:after="0" w:line="208" w:lineRule="exact"/>
       </w:pPr>
     </w:p>
     <w:tbl>
@@ -22910,6 +22746,170 @@
           <w:p>
             <w:pPr>
               <w:spacing w:before="0" w:after="0" w:line="312" w:lineRule="exact"/>
+              <w:ind w:left="0" w:firstLine="0"/>
+              <w:jc w:val="left"/>
+            </w:pPr>
+            <w:r>
+              <w:t xml:space="preserve">I</w:t>
+            </w:r>
+            <w:r>
+              <w:t xml:space="preserve"> </w:t>
+            </w:r>
+            <w:r>
+              <w:t xml:space="preserve">declare</w:t>
+            </w:r>
+            <w:r>
+              <w:t xml:space="preserve"> </w:t>
+            </w:r>
+            <w:r>
+              <w:t xml:space="preserve">under</w:t>
+            </w:r>
+            <w:r>
+              <w:t xml:space="preserve"> </w:t>
+            </w:r>
+            <w:r>
+              <w:t xml:space="preserve">penalty</w:t>
+            </w:r>
+            <w:r>
+              <w:t xml:space="preserve"> </w:t>
+            </w:r>
+            <w:r>
+              <w:t xml:space="preserve">of</w:t>
+            </w:r>
+            <w:r>
+              <w:t xml:space="preserve"> </w:t>
+            </w:r>
+            <w:r>
+              <w:t xml:space="preserve">perjury</w:t>
+            </w:r>
+            <w:r>
+              <w:t xml:space="preserve"> </w:t>
+            </w:r>
+            <w:r>
+              <w:t xml:space="preserve">under</w:t>
+            </w:r>
+            <w:r>
+              <w:t xml:space="preserve"> </w:t>
+            </w:r>
+            <w:r>
+              <w:t xml:space="preserve">the</w:t>
+            </w:r>
+            <w:r>
+              <w:t xml:space="preserve"> </w:t>
+            </w:r>
+            <w:r>
+              <w:t xml:space="preserve">laws</w:t>
+            </w:r>
+            <w:r>
+              <w:t xml:space="preserve"> </w:t>
+            </w:r>
+            <w:r>
+              <w:t xml:space="preserve">of</w:t>
+            </w:r>
+            <w:r>
+              <w:t xml:space="preserve"> </w:t>
+            </w:r>
+            <w:r>
+              <w:t xml:space="preserve">the</w:t>
+            </w:r>
+            <w:r>
+              <w:t xml:space="preserve"> </w:t>
+            </w:r>
+            <w:r>
+              <w:t xml:space="preserve">State</w:t>
+            </w:r>
+            <w:r>
+              <w:t xml:space="preserve"> </w:t>
+            </w:r>
+            <w:r>
+              <w:t xml:space="preserve">of</w:t>
+            </w:r>
+            <w:r>
+              <w:t xml:space="preserve"> </w:t>
+            </w:r>
+            <w:r>
+              <w:t xml:space="preserve">California</w:t>
+            </w:r>
+            <w:r>
+              <w:t xml:space="preserve"> </w:t>
+            </w:r>
+            <w:r>
+              <w:t xml:space="preserve">that</w:t>
+            </w:r>
+            <w:r>
+              <w:t xml:space="preserve"> </w:t>
+            </w:r>
+            <w:r>
+              <w:t xml:space="preserve">the</w:t>
+            </w:r>
+            <w:r>
+              <w:t xml:space="preserve"> </w:t>
+            </w:r>
+            <w:r>
+              <w:t xml:space="preserve">foregoing</w:t>
+            </w:r>
+            <w:r>
+              <w:t xml:space="preserve"> </w:t>
+            </w:r>
+            <w:r>
+              <w:t xml:space="preserve">is</w:t>
+            </w:r>
+            <w:r>
+              <w:t xml:space="preserve"> </w:t>
+            </w:r>
+            <w:r>
+              <w:t xml:space="preserve">true</w:t>
+            </w:r>
+            <w:r>
+              <w:t xml:space="preserve"> </w:t>
+            </w:r>
+            <w:r>
+              <w:t xml:space="preserve">and</w:t>
+            </w:r>
+            <w:r>
+              <w:t xml:space="preserve"> </w:t>
+            </w:r>
+            <w:r>
+              <w:t xml:space="preserve">correct.</w:t>
+            </w:r>
+          </w:p>
+          <w:p>
+            <w:pPr>
+              <w:spacing w:before="208" w:after="0" w:line="312" w:lineRule="exact"/>
+              <w:ind w:left="0" w:firstLine="0"/>
+              <w:jc w:val="left"/>
+            </w:pPr>
+            <w:r>
+              <w:t xml:space="preserve">Executed</w:t>
+            </w:r>
+            <w:r>
+              <w:t xml:space="preserve"> </w:t>
+            </w:r>
+            <w:r>
+              <w:t xml:space="preserve">on</w:t>
+            </w:r>
+            <w:r>
+              <w:t xml:space="preserve"> </w:t>
+            </w:r>
+            <w:r>
+              <w:t xml:space="preserve">[not</w:t>
+            </w:r>
+            <w:r>
+              <w:t xml:space="preserve"> </w:t>
+            </w:r>
+            <w:r>
+              <w:t xml:space="preserve">in</w:t>
+            </w:r>
+            <w:r>
+              <w:t xml:space="preserve"> </w:t>
+            </w:r>
+            <w:r>
+              <w:t xml:space="preserve">exemplar].</w:t>
+            </w:r>
+          </w:p>
+          <w:p>
+            <w:pPr>
+              <w:spacing w:before="364" w:after="0" w:line="312" w:lineRule="exact"/>
               <w:ind w:left="3960" w:firstLine="0"/>
               <w:jc w:val="left"/>
             </w:pPr>

--- a/courts/ninth-circuit/california/state/court-of-appeal-second-district/petition-for-writ/usage/OUTPUT-petition-for-writ.docx
+++ b/courts/ninth-circuit/california/state/court-of-appeal-second-district/petition-for-writ/usage/OUTPUT-petition-for-writ.docx
@@ -1004,9 +1004,7 @@
               <w:t xml:space="preserve"> </w:t>
             </w:r>
             <w:r>
-              <w:t xml:space="preserve">92616</w:t>
-              <w:noBreakHyphen/>
-              <w:t xml:space="preserve">5479</w:t>
+              <w:t xml:space="preserve">92616-⁠5479</w:t>
             </w:r>
           </w:p>
           <w:p>
@@ -1028,9 +1026,7 @@
               <w:t xml:space="preserve"> </w:t>
             </w:r>
             <w:r>
-              <w:t xml:space="preserve">824</w:t>
-              <w:noBreakHyphen/>
-              <w:t xml:space="preserve">5447</w:t>
+              <w:t xml:space="preserve">824-⁠5447</w:t>
             </w:r>
           </w:p>
           <w:p>
@@ -1052,9 +1048,7 @@
               <w:t xml:space="preserve"> </w:t>
             </w:r>
             <w:r>
-              <w:t xml:space="preserve">824</w:t>
-              <w:noBreakHyphen/>
-              <w:t xml:space="preserve">2747</w:t>
+              <w:t xml:space="preserve">824-⁠2747</w:t>
             </w:r>
           </w:p>
           <w:p>
@@ -1216,9 +1210,7 @@
               <w:t xml:space="preserve"> </w:t>
             </w:r>
             <w:r>
-              <w:t xml:space="preserve">460</w:t>
-              <w:noBreakHyphen/>
-              <w:t xml:space="preserve">5060</w:t>
+              <w:t xml:space="preserve">460-⁠5060</w:t>
             </w:r>
           </w:p>
           <w:p>
@@ -1240,9 +1232,7 @@
               <w:t xml:space="preserve"> </w:t>
             </w:r>
             <w:r>
-              <w:t xml:space="preserve">460</w:t>
-              <w:noBreakHyphen/>
-              <w:t xml:space="preserve">5155</w:t>
+              <w:t xml:space="preserve">460-⁠5155</w:t>
             </w:r>
           </w:p>
           <w:p>
@@ -11028,13 +11018,7 @@
         <w:t xml:space="preserve">Subsidiary (KNBC-TV), Inc. v. Superior Court</w:t>
       </w:r>
       <w:r>
-        <w:t xml:space="preserve">, 20 Cal. 4th 1178, 1199</w:t>
-      </w:r>
-      <w:r>
-        <w:noBreakHyphen/>
-      </w:r>
-      <w:r>
-        <w:t xml:space="preserve">1213 (1999);</w:t>
+        <w:t xml:space="preserve">, 20 Cal. 4th 1178, 1199-⁠1213 (1999);</w:t>
       </w:r>
       <w:r>
         <w:t xml:space="preserve"> </w:t>
@@ -11205,13 +11189,7 @@
         <w:t xml:space="preserve">Geothermal Services Co. v. Superior Court</w:t>
       </w:r>
       <w:r>
-        <w:t xml:space="preserve">, 25 Cal. App. 4th 1697, 1714</w:t>
-      </w:r>
-      <w:r>
-        <w:noBreakHyphen/>
-      </w:r>
-      <w:r>
-        <w:t xml:space="preserve">15 (1994). The Superior Court tentatively ruled that the affidavit, search warrant, return listing on what was searched, and all other related court records must be sealed in their entirety to protect the Sheriff’s Department’s sources and methods. But this finding is contradicted by a federal court’s finding that only one sentence in the very same search warrant records contains “sources and methods” information, which can easily be redacted.</w:t>
+        <w:t xml:space="preserve">, 25 Cal. App. 4th 1697, 1714-⁠15 (1994). The Superior Court tentatively ruled that the affidavit, search warrant, return listing on what was searched, and all other related court records must be sealed in their entirety to protect the Sheriff’s Department’s sources and methods. But this finding is contradicted by a federal court’s finding that only one sentence in the very same search warrant records contains “sources and methods” information, which can easily be redacted.</w:t>
       </w:r>
     </w:p>
     <w:p>
@@ -11331,13 +11309,7 @@
         <w:t xml:space="preserve">Press Ass’n v. Stuart</w:t>
       </w:r>
       <w:r>
-        <w:t xml:space="preserve">, 427 U.S. 539, 560</w:t>
-      </w:r>
-      <w:r>
-        <w:noBreakHyphen/>
-      </w:r>
-      <w:r>
-        <w:t xml:space="preserve">61 (1976) (“[T]he element of time is not unimportant if press coverage is to fulfill its traditional function of bringing news to the public promptly.”). Media Coalition member Knock LA is a news organization that has been seeking these Search Warrant Court Records since August 10, 2022, when Petitioner filed its motion to unseal. In</w:t>
+        <w:t xml:space="preserve">, 427 U.S. 539, 560-⁠61 (1976) (“[T]he element of time is not unimportant if press coverage is to fulfill its traditional function of bringing news to the public promptly.”). Media Coalition member Knock LA is a news organization that has been seeking these Search Warrant Court Records since August 10, 2022, when Petitioner filed its motion to unseal. In</w:t>
       </w:r>
       <w:r>
         <w:t xml:space="preserve"> </w:t>
@@ -11979,19 +11951,7 @@
         <w:t xml:space="preserve"> </w:t>
       </w:r>
       <w:r>
-        <w:t xml:space="preserve">Code § 409, a non-violent misdemeanor. PA 100. The Sheriff’s Department seized 17 cell phones and two digital cameras from the 17 arrestees. PA 73</w:t>
-      </w:r>
-      <w:r>
-        <w:noBreakHyphen/>
-      </w:r>
-      <w:r>
-        <w:t xml:space="preserve">75, 97</w:t>
-      </w:r>
-      <w:r>
-        <w:noBreakHyphen/>
-      </w:r>
-      <w:r>
-        <w:t xml:space="preserve">99. The District Attorney’s Office immediately rejected the failure to disperse case submitted by the Sheriff’s Department and declined to file any charges. PA 153.</w:t>
+        <w:t xml:space="preserve">Code § 409, a non-violent misdemeanor. PA 100. The Sheriff’s Department seized 17 cell phones and two digital cameras from the 17 arrestees. PA 73-⁠75, 97-⁠99. The District Attorney’s Office immediately rejected the failure to disperse case submitted by the Sheriff’s Department and declined to file any charges. PA 153.</w:t>
       </w:r>
     </w:p>
     <w:p>
@@ -12151,19 +12111,7 @@
         <w:pStyle w:val="BodyText"/>
       </w:pPr>
       <w:r>
-        <w:t xml:space="preserve">9. Despite having no individualized probable cause for each of the 17 arrestees, the Sheriff’s Department obtained a search warrant from the Superior Court to search all 17 cell phones seized from the 17 arrested individuals, apparently to investigate a supposed conspiracy to riot and/​or assault peace officers. PA 76</w:t>
-      </w:r>
-      <w:r>
-        <w:noBreakHyphen/>
-      </w:r>
-      <w:r>
-        <w:t xml:space="preserve">77, 100</w:t>
-      </w:r>
-      <w:r>
-        <w:noBreakHyphen/>
-      </w:r>
-      <w:r>
-        <w:t xml:space="preserve">111, 126.</w:t>
+        <w:t xml:space="preserve">9. Despite having no individualized probable cause for each of the 17 arrestees, the Sheriff’s Department obtained a search warrant from the Superior Court to search all 17 cell phones seized from the 17 arrested individuals, apparently to investigate a supposed conspiracy to riot and/​or assault peace officers. PA 76-⁠77, 100-⁠111, 126.</w:t>
       </w:r>
     </w:p>
     <w:p>
@@ -12348,13 +12296,7 @@
         <w:t xml:space="preserve">Unzueta v. County of Los Angeles</w:t>
       </w:r>
       <w:r>
-        <w:t xml:space="preserve">. Petitioner’s Motion for Judicial Notice, Exhibit AA, at pp. 11</w:t>
-      </w:r>
-      <w:r>
-        <w:noBreakHyphen/>
-      </w:r>
-      <w:r>
-        <w:t xml:space="preserve">31. Mr. Unzueta, then a journalism student at California State University, Long Beach, was arrested six blocks away from the protest, which had already been broken up by deputies. Id. Mr. Unzueta was wearing a college press badge and had been videotaping and photographing the protest with his cell phone and digital Nikon camera. Id. Mr. Unzueta’s lawsuit alleges that the deputies unlawfully arrested him, hurled homophobic slurs at him, jailed him overnight at the Twin Towers Correctional Facility, and repeated strip-searched him, all in violation of his First, and Fourth Amendment rights and the Tom Bane Act, Civil Code § 52.1, which bans the use of force to interfere with the exercise of First Amendment rights. Id. Mr. Unzueta’s lawsuit also alleges that the deputies’ use of a search warrant to search his unpublished newsgathering materials in his cell phone and digital camera violated the federal Privacy</w:t>
+        <w:t xml:space="preserve">. Petitioner’s Motion for Judicial Notice, Exhibit AA, at pp. 11-⁠31. Mr. Unzueta, then a journalism student at California State University, Long Beach, was arrested six blocks away from the protest, which had already been broken up by deputies. Id. Mr. Unzueta was wearing a college press badge and had been videotaping and photographing the protest with his cell phone and digital Nikon camera. Id. Mr. Unzueta’s lawsuit alleges that the deputies unlawfully arrested him, hurled homophobic slurs at him, jailed him overnight at the Twin Towers Correctional Facility, and repeated strip-searched him, all in violation of his First, and Fourth Amendment rights and the Tom Bane Act, Civil Code § 52.1, which bans the use of force to interfere with the exercise of First Amendment rights. Id. Mr. Unzueta’s lawsuit also alleges that the deputies’ use of a search warrant to search his unpublished newsgathering materials in his cell phone and digital camera violated the federal Privacy</w:t>
       </w:r>
       <w:r>
         <w:t xml:space="preserve"> </w:t>
@@ -12374,13 +12316,7 @@
         <w:pStyle w:val="BodyText"/>
       </w:pPr>
       <w:r>
-        <w:t xml:space="preserve">11. The Sheriff’s Department provided a copy of its detailed incident report of its September 8, 2020 arrests and seizure of property (“Incident Report”) to counsel for Mr. Unzueta pursuant to a California Public Records Act request, and the Incident Report was filed in federal court as part of Petitioner’s Motion to Unseal. PA 63</w:t>
-      </w:r>
-      <w:r>
-        <w:noBreakHyphen/>
-      </w:r>
-      <w:r>
-        <w:t xml:space="preserve">112. The Incident Report lists the names of all the 17 individuals who were arrested and all the supposed “evidence” seized by deputies that supposedly showed their plan to riot and assault police officers, including 17 cell phones and two digital cameras. PA 154.</w:t>
+        <w:t xml:space="preserve">11. The Sheriff’s Department provided a copy of its detailed incident report of its September 8, 2020 arrests and seizure of property (“Incident Report”) to counsel for Mr. Unzueta pursuant to a California Public Records Act request, and the Incident Report was filed in federal court as part of Petitioner’s Motion to Unseal. PA 63-⁠112. The Incident Report lists the names of all the 17 individuals who were arrested and all the supposed “evidence” seized by deputies that supposedly showed their plan to riot and assault police officers, including 17 cell phones and two digital cameras. PA 154.</w:t>
       </w:r>
     </w:p>
     <w:p>
@@ -12581,19 +12517,7 @@
         <w:pStyle w:val="BodyText"/>
       </w:pPr>
       <w:r>
-        <w:t xml:space="preserve">14. In 2021, the Astorga plaintiffs filed a motion for a preliminary injunction to require the Sheriff’s Department to return their cell phones, cameras, and other property seized by deputies on September 8, 2020 and not yet returned. PA 151</w:t>
-      </w:r>
-      <w:r>
-        <w:noBreakHyphen/>
-      </w:r>
-      <w:r>
-        <w:t xml:space="preserve">153. Just as in this proceeding, U.S. District Judge Andre Birotte permitted the Sheriff’s Department to submit ex parte, in camera testimony and denied the Astorga plaintiffs’ motion based on that secret evidence. PA 151</w:t>
-      </w:r>
-      <w:r>
-        <w:noBreakHyphen/>
-      </w:r>
-      <w:r>
-        <w:t xml:space="preserve">153.</w:t>
+        <w:t xml:space="preserve">14. In 2021, the Astorga plaintiffs filed a motion for a preliminary injunction to require the Sheriff’s Department to return their cell phones, cameras, and other property seized by deputies on September 8, 2020 and not yet returned. PA 151-⁠153. Just as in this proceeding, U.S. District Judge Andre Birotte permitted the Sheriff’s Department to submit ex parte, in camera testimony and denied the Astorga plaintiffs’ motion based on that secret evidence. PA 151-⁠153.</w:t>
       </w:r>
     </w:p>
     <w:p>
@@ -12841,13 +12765,7 @@
         <w:pStyle w:val="BodyText"/>
       </w:pPr>
       <w:r>
-        <w:t xml:space="preserve">15. The Astorga plaintiffs filed a petition for writ of mandamus with the Ninth Circuit Court of Appeals, contending that Judge Birotte violated their due process rights by deciding their preliminary injunction motion based on ex parte, in camera evidence submitted by the Sheriff’s Department. PA 151</w:t>
-      </w:r>
-      <w:r>
-        <w:noBreakHyphen/>
-      </w:r>
-      <w:r>
-        <w:t xml:space="preserve">153.</w:t>
+        <w:t xml:space="preserve">15. The Astorga plaintiffs filed a petition for writ of mandamus with the Ninth Circuit Court of Appeals, contending that Judge Birotte violated their due process rights by deciding their preliminary injunction motion based on ex parte, in camera evidence submitted by the Sheriff’s Department. PA 151-⁠153.</w:t>
       </w:r>
     </w:p>
     <w:p>
@@ -12863,13 +12781,7 @@
         <w:pStyle w:val="BodyText"/>
       </w:pPr>
       <w:r>
-        <w:t xml:space="preserve">17. On July 15, 2021, the Ninth Circuit granted the Astorga plaintiffs’ writ petition challenging Judge Birotte’s denial of their preliminary injunction motion based on ex parte, in chambers evidence. PA 152</w:t>
-      </w:r>
-      <w:r>
-        <w:noBreakHyphen/>
-      </w:r>
-      <w:r>
-        <w:t xml:space="preserve">153.</w:t>
+        <w:t xml:space="preserve">17. On July 15, 2021, the Ninth Circuit granted the Astorga plaintiffs’ writ petition challenging Judge Birotte’s denial of their preliminary injunction motion based on ex parte, in chambers evidence. PA 152-⁠153.</w:t>
       </w:r>
     </w:p>
     <w:p>
@@ -12949,13 +12861,7 @@
         <w:pStyle w:val="BodyText"/>
       </w:pPr>
       <w:r>
-        <w:t xml:space="preserve">18. On November 1, 2021, the Astorga plaintiffs filed a motion to unseal Los Angeles County Superior Court records related to the search warrant obtained by the Sheriff’s Department to search Astorga plaintiffs’ cell phones and cameras, Search Warrant No. NW20500854 (“Astorga Motion to Unseal”). PA 114</w:t>
-      </w:r>
-      <w:r>
-        <w:noBreakHyphen/>
-      </w:r>
-      <w:r>
-        <w:t xml:space="preserve">115.</w:t>
+        <w:t xml:space="preserve">18. On November 1, 2021, the Astorga plaintiffs filed a motion to unseal Los Angeles County Superior Court records related to the search warrant obtained by the Sheriff’s Department to search Astorga plaintiffs’ cell phones and cameras, Search Warrant No. NW20500854 (“Astorga Motion to Unseal”). PA 114-⁠115.</w:t>
       </w:r>
     </w:p>
     <w:p>
@@ -12963,13 +12869,7 @@
         <w:pStyle w:val="BodyText"/>
       </w:pPr>
       <w:r>
-        <w:t xml:space="preserve">19. On December 14, 2021, the Superior Court held a hearing on the Astorga Motion to Unseal. Just as Judge Birotte did, the Superior Court permitted a Sheriff’s Department employee to present ex parte, in camera information about the search warrant court records to the Superior Court. PA 114</w:t>
-      </w:r>
-      <w:r>
-        <w:noBreakHyphen/>
-      </w:r>
-      <w:r>
-        <w:t xml:space="preserve">115.</w:t>
+        <w:t xml:space="preserve">19. On December 14, 2021, the Superior Court held a hearing on the Astorga Motion to Unseal. Just as Judge Birotte did, the Superior Court permitted a Sheriff’s Department employee to present ex parte, in camera information about the search warrant court records to the Superior Court. PA 114-⁠115.</w:t>
       </w:r>
     </w:p>
     <w:p>
@@ -12977,31 +12877,13 @@
         <w:pStyle w:val="BodyText"/>
       </w:pPr>
       <w:r>
-        <w:t xml:space="preserve">The Superior Court did not issue an order satisfying the test for closing its court proceedings to the public, as required by the First Amendment and common law. PA 114</w:t>
-      </w:r>
-      <w:r>
-        <w:noBreakHyphen/>
-      </w:r>
-      <w:r>
-        <w:t xml:space="preserve">115. Following the in-chambers hearing, the Superior Court issued a minute order on December 14, 2021 denying the Astorga Motion to Unseal based on the Sheriff’s Department’s ex parte, in camera evidence. PA 114</w:t>
-      </w:r>
-      <w:r>
-        <w:noBreakHyphen/>
-      </w:r>
-      <w:r>
-        <w:t xml:space="preserve">115. The Superior Court’s minute order did not cite factual finding or satisfy the five-part test to justify denying the motion to unseal, as required by the First Amendment and Rule</w:t>
-      </w:r>
-      <w:r>
-        <w:t xml:space="preserve"> </w:t>
-      </w:r>
-      <w:r>
-        <w:t xml:space="preserve">of Court 2.551(h). PA 114</w:t>
-      </w:r>
-      <w:r>
-        <w:noBreakHyphen/>
-      </w:r>
-      <w:r>
-        <w:t xml:space="preserve">115. The Superior Court ordered the search warrant court records transmitted under seal to a U.S. District Court Judge Birotte, who is presiding over the collateral civil rights case arising from the September 8, 2020 events,</w:t>
+        <w:t xml:space="preserve">The Superior Court did not issue an order satisfying the test for closing its court proceedings to the public, as required by the First Amendment and common law. PA 114-⁠115. Following the in-chambers hearing, the Superior Court issued a minute order on December 14, 2021 denying the Astorga Motion to Unseal based on the Sheriff’s Department’s ex parte, in camera evidence. PA 114-⁠115. The Superior Court’s minute order did not cite factual finding or satisfy the five-part test to justify denying the motion to unseal, as required by the First Amendment and Rule</w:t>
+      </w:r>
+      <w:r>
+        <w:t xml:space="preserve"> </w:t>
+      </w:r>
+      <w:r>
+        <w:t xml:space="preserve">of Court 2.551(h). PA 114-⁠115. The Superior Court ordered the search warrant court records transmitted under seal to a U.S. District Court Judge Birotte, who is presiding over the collateral civil rights case arising from the September 8, 2020 events,</w:t>
       </w:r>
       <w:r>
         <w:t xml:space="preserve"> </w:t>
@@ -13014,13 +12896,7 @@
         <w:t xml:space="preserve">Astorga v. County of Los Angeles</w:t>
       </w:r>
       <w:r>
-        <w:t xml:space="preserve">. PA 114</w:t>
-      </w:r>
-      <w:r>
-        <w:noBreakHyphen/>
-      </w:r>
-      <w:r>
-        <w:t xml:space="preserve">115.</w:t>
+        <w:t xml:space="preserve">. PA 114-⁠115.</w:t>
       </w:r>
     </w:p>
     <w:p>
@@ -13177,25 +13053,7 @@
         <w:pStyle w:val="BodyText"/>
       </w:pPr>
       <w:r>
-        <w:t xml:space="preserve">21. On January 3, 2022, Judge Rosenberg held an ex parte, in camera hearing to review the search warrant records and hear testimony from Los Angeles County Sheriff’s Department Sergeant Peter Hish. PA 156. Judge Rosenberg ordered the Sheriff’s Department to submit the search warrant court records for further in ex parte, in camera review with some limited redactions. PA 156</w:t>
-      </w:r>
-      <w:r>
-        <w:noBreakHyphen/>
-      </w:r>
-      <w:r>
-        <w:t xml:space="preserve">57. Judge Rosenberg did not mention any confidential informants requiring redaction. PA 156</w:t>
-      </w:r>
-      <w:r>
-        <w:noBreakHyphen/>
-      </w:r>
-      <w:r>
-        <w:t xml:space="preserve">57. When it came to protecting the Sheriff’s Department’s purported confidential sources and methods, Judge Rosenberg found that there was only “one sentence on page 11 that reveals ‘sources and methods.’” PA 156</w:t>
-      </w:r>
-      <w:r>
-        <w:noBreakHyphen/>
-      </w:r>
-      <w:r>
-        <w:t xml:space="preserve">157 (emphasis added). Judge Rosenberg ordered that sentence redacted and some other redactions, such as the name of the deputy who signed the affidavit and images of deputies.</w:t>
+        <w:t xml:space="preserve">21. On January 3, 2022, Judge Rosenberg held an ex parte, in camera hearing to review the search warrant records and hear testimony from Los Angeles County Sheriff’s Department Sergeant Peter Hish. PA 156. Judge Rosenberg ordered the Sheriff’s Department to submit the search warrant court records for further in ex parte, in camera review with some limited redactions. PA 156-⁠57. Judge Rosenberg did not mention any confidential informants requiring redaction. PA 156-⁠57. When it came to protecting the Sheriff’s Department’s purported confidential sources and methods, Judge Rosenberg found that there was only “one sentence on page 11 that reveals ‘sources and methods.’” PA 156-⁠157 (emphasis added). Judge Rosenberg ordered that sentence redacted and some other redactions, such as the name of the deputy who signed the affidavit and images of deputies.</w:t>
       </w:r>
     </w:p>
     <w:p>
@@ -13333,13 +13191,7 @@
         <w:pStyle w:val="BodyText"/>
       </w:pPr>
       <w:r>
-        <w:t xml:space="preserve">24. The Check the Sheriff Coalition motion to unseal asserts that it is “very concerned about the LASD’s pattern and practice of opening politically targeting investigations against” journalists and department critics, including Los Angeles Times reporter Alene Tchekmedyian, Los Angeles County General Max Huntsman, and “department whistleblowers.” PA 11. The Check the Sheriff Coalition motion to unseal includes declarations from six of the 17 arrestees – Ms. Astorga, Mr. Padilla, Alexandra Marsella, Atish Chakravarti, Michelle Manos, and Roxanne McQueen – stating that they waive any privacy rights in the Search Warrant Court Documents and support the unsealing of those court records. PA 24</w:t>
-      </w:r>
-      <w:r>
-        <w:noBreakHyphen/>
-      </w:r>
-      <w:r>
-        <w:t xml:space="preserve">43.</w:t>
+        <w:t xml:space="preserve">24. The Check the Sheriff Coalition motion to unseal asserts that it is “very concerned about the LASD’s pattern and practice of opening politically targeting investigations against” journalists and department critics, including Los Angeles Times reporter Alene Tchekmedyian, Los Angeles County General Max Huntsman, and “department whistleblowers.” PA 11. The Check the Sheriff Coalition motion to unseal includes declarations from six of the 17 arrestees – Ms. Astorga, Mr. Padilla, Alexandra Marsella, Atish Chakravarti, Michelle Manos, and Roxanne McQueen – stating that they waive any privacy rights in the Search Warrant Court Documents and support the unsealing of those court records. PA 24-⁠43.</w:t>
       </w:r>
     </w:p>
     <w:p>
@@ -13762,19 +13614,7 @@
         <w:pStyle w:val="BodyText"/>
       </w:pPr>
       <w:r>
-        <w:t xml:space="preserve">30. On September 14, 2022, while Petitioner’s Motion to Unseal was pending in the Superior Court, the Los Angeles Sheriff’s Department posted on its official website a press release and copy of a 39-page search warrant and affidavit, revealing a public corruption probe – even though the case was still active and involved a confidential informant. PA. 173</w:t>
-      </w:r>
-      <w:r>
-        <w:noBreakHyphen/>
-      </w:r>
-      <w:r>
-        <w:t xml:space="preserve">214. The Sheriff’s Department’s press release and search warrant records posted on its website revealed that deputies raided the homes and offices of two government officials who have been highly critical of Sheriff Villanueva: Los Angeles County Supervisor Sheila Kuehl and Patricia Giggans, a member of the Civilian Oversight Commission that oversees the Sheriff’s Department. PA 173</w:t>
-      </w:r>
-      <w:r>
-        <w:noBreakHyphen/>
-      </w:r>
-      <w:r>
-        <w:t xml:space="preserve">214.</w:t>
+        <w:t xml:space="preserve">30. On September 14, 2022, while Petitioner’s Motion to Unseal was pending in the Superior Court, the Los Angeles Sheriff’s Department posted on its official website a press release and copy of a 39-page search warrant and affidavit, revealing a public corruption probe – even though the case was still active and involved a confidential informant. PA. 173-⁠214. The Sheriff’s Department’s press release and search warrant records posted on its website revealed that deputies raided the homes and offices of two government officials who have been highly critical of Sheriff Villanueva: Los Angeles County Supervisor Sheila Kuehl and Patricia Giggans, a member of the Civilian Oversight Commission that oversees the Sheriff’s Department. PA 173-⁠214.</w:t>
       </w:r>
     </w:p>
     <w:p>
@@ -13782,13 +13622,7 @@
         <w:pStyle w:val="BodyText"/>
       </w:pPr>
       <w:r>
-        <w:t xml:space="preserve">31. The Sheriff’s Department made only minor redactions to the public corruption search warrant and affidavit, redacting the name of the confidential informant but revealing that the informant works at the Los Angeles County Metropolitan Transportation Agency, the informant’s job description, number of years working at the MTA (four), gender (woman), and that she has a law degree but does not practice law. PA 196. Shortly after the Sheriff’s Department publicized the search warrant and raid of Sheriff’s Villanueva’s political enemies, the California Attorney General’s Office took control of the investigation. See Petitioner’s Motion for Judicial Notice, Exhibit BB, pp. 33</w:t>
-      </w:r>
-      <w:r>
-        <w:noBreakHyphen/>
-      </w:r>
-      <w:r>
-        <w:t xml:space="preserve">36; also available at https://​oag.​ca.​gov/​news/​press-​releases/​attorney-​general-​bontacalifornia-​department-​justice-​will-​assume-​responsibility (last visited on Oct. 30, 2022). The Attorney General stated in an official press release that “the public unfolding of an unprecedented investigation has raised serious questions for residents of Southern California and beyond,” prompting the Attorney General to take over the investigation. Id. “We are committed to a thorough, fair, and independent investigation that will help restore confidence for the people of our state. If there is wrongdoing by any party, we will bring it to light.” Id.</w:t>
+        <w:t xml:space="preserve">31. The Sheriff’s Department made only minor redactions to the public corruption search warrant and affidavit, redacting the name of the confidential informant but revealing that the informant works at the Los Angeles County Metropolitan Transportation Agency, the informant’s job description, number of years working at the MTA (four), gender (woman), and that she has a law degree but does not practice law. PA 196. Shortly after the Sheriff’s Department publicized the search warrant and raid of Sheriff’s Villanueva’s political enemies, the California Attorney General’s Office took control of the investigation. See Petitioner’s Motion for Judicial Notice, Exhibit BB, pp. 33-⁠36; also available at https://​oag.​ca.​gov/​news/​press-​releases/​attorney-​general-​bontacalifornia-​department-​justice-​will-​assume-​responsibility (last visited on Oct. 30, 2022). The Attorney General stated in an official press release that “the public unfolding of an unprecedented investigation has raised serious questions for residents of Southern California and beyond,” prompting the Attorney General to take over the investigation. Id. “We are committed to a thorough, fair, and independent investigation that will help restore confidence for the people of our state. If there is wrongdoing by any party, we will bring it to light.” Id.</w:t>
       </w:r>
     </w:p>
     <w:p>
@@ -14097,13 +13931,7 @@
         <w:t xml:space="preserve">v. Supreme Court</w:t>
       </w:r>
       <w:r>
-        <w:t xml:space="preserve">, 78 Cal. App. 4th 703, 707</w:t>
-      </w:r>
-      <w:r>
-        <w:noBreakHyphen/>
-      </w:r>
-      <w:r>
-        <w:t xml:space="preserve">08 (2000). Petitioner has filed this Petition to enforce important statutory, constitutional, and common law rights that guarantee the public’s and press’s right of access to criminal court proceedings and records. Allowing the Superior Court to keep criminal court records for an executed search warrant where no charges have been filed in more than two years, prosecutors do not oppose unsealing, and the Sheriff’s Department has a history of using arrests and search warrants to punish its critics and journalists, and secrecy invites public distrust and suspicion of law enforcement and the judicial process.</w:t>
+        <w:t xml:space="preserve">, 78 Cal. App. 4th 703, 707-⁠08 (2000). Petitioner has filed this Petition to enforce important statutory, constitutional, and common law rights that guarantee the public’s and press’s right of access to criminal court proceedings and records. Allowing the Superior Court to keep criminal court records for an executed search warrant where no charges have been filed in more than two years, prosecutors do not oppose unsealing, and the Sheriff’s Department has a history of using arrests and search warrants to punish its critics and journalists, and secrecy invites public distrust and suspicion of law enforcement and the judicial process.</w:t>
       </w:r>
     </w:p>
     <w:p>
@@ -14168,13 +13996,7 @@
         <w:t xml:space="preserve"> </w:t>
       </w:r>
       <w:r>
-        <w:t xml:space="preserve">(1971) 403 U.S. 713, 714</w:t>
-      </w:r>
-      <w:r>
-        <w:noBreakHyphen/>
-      </w:r>
-      <w:r>
-        <w:t xml:space="preserve">15 (1971) (Black, J., concurring) (“[E]very moment’s continuance” of a wrongful restraint on speech “amounts to a flagrant, indefensible, and continuing violation of the First Amendment”.) In</w:t>
+        <w:t xml:space="preserve">(1971) 403 U.S. 713, 714-⁠15 (1971) (Black, J., concurring) (“[E]very moment’s continuance” of a wrongful restraint on speech “amounts to a flagrant, indefensible, and continuing violation of the First Amendment”.) In</w:t>
       </w:r>
       <w:r>
         <w:t xml:space="preserve"> </w:t>
@@ -14217,13 +14039,7 @@
         <w:t xml:space="preserve"> </w:t>
       </w:r>
       <w:r>
-        <w:t xml:space="preserve">at 560</w:t>
-      </w:r>
-      <w:r>
-        <w:noBreakHyphen/>
-      </w:r>
-      <w:r>
-        <w:t xml:space="preserve">61.</w:t>
+        <w:t xml:space="preserve">at 560-⁠61.</w:t>
       </w:r>
     </w:p>
     <w:p>
@@ -14250,13 +14066,7 @@
         <w:t xml:space="preserve"> </w:t>
       </w:r>
       <w:r>
-        <w:t xml:space="preserve">Cal. 4th at 1182</w:t>
-      </w:r>
-      <w:r>
-        <w:noBreakHyphen/>
-      </w:r>
-      <w:r>
-        <w:t xml:space="preserve">87. When the case reached the California Supreme Court, that court held that abridgements of the public’s right of access to court proceedings and records, even if temporary, “are subject to exacting First Amendment scrutiny.”</w:t>
+        <w:t xml:space="preserve">Cal. 4th at 1182-⁠87. When the case reached the California Supreme Court, that court held that abridgements of the public’s right of access to court proceedings and records, even if temporary, “are subject to exacting First Amendment scrutiny.”</w:t>
       </w:r>
       <w:r>
         <w:t xml:space="preserve"> </w:t>
@@ -14385,13 +14195,7 @@
         <w:t xml:space="preserve"> </w:t>
       </w:r>
       <w:r>
-        <w:t xml:space="preserve">at 1145</w:t>
-      </w:r>
-      <w:r>
-        <w:noBreakHyphen/>
-      </w:r>
-      <w:r>
-        <w:t xml:space="preserve">47. “[E]ven though the restraint [wa]s limited in time,’ the Ninth Circuit held that a writ of mandamus was required because the “effect of the order is a total restraint on the public’s first amendment right of access.”</w:t>
+        <w:t xml:space="preserve">at 1145-⁠47. “[E]ven though the restraint [wa]s limited in time,’ the Ninth Circuit held that a writ of mandamus was required because the “effect of the order is a total restraint on the public’s first amendment right of access.”</w:t>
       </w:r>
       <w:r>
         <w:t xml:space="preserve"> </w:t>
@@ -15106,13 +14910,7 @@
         <w:t xml:space="preserve"> </w:t>
       </w:r>
       <w:r>
-        <w:t xml:space="preserve">at 1021, 1023</w:t>
-      </w:r>
-      <w:r>
-        <w:noBreakHyphen/>
-      </w:r>
-      <w:r>
-        <w:t xml:space="preserve">26</w:t>
+        <w:t xml:space="preserve">at 1021, 1023-⁠26</w:t>
       </w:r>
     </w:p>
     <w:p>
@@ -15596,13 +15394,7 @@
         <w:t xml:space="preserve">Co. v. Superior Court</w:t>
       </w:r>
       <w:r>
-        <w:t xml:space="preserve">, 464 U.S. 501, 505</w:t>
-      </w:r>
-      <w:r>
-        <w:noBreakHyphen/>
-      </w:r>
-      <w:r>
-        <w:t xml:space="preserve">508 (1984) (“Press-Enterprise I”) (voir dire);</w:t>
+        <w:t xml:space="preserve">, 464 U.S. 501, 505-⁠508 (1984) (“Press-Enterprise I”) (voir dire);</w:t>
       </w:r>
       <w:r>
         <w:t xml:space="preserve"> </w:t>
@@ -15656,13 +15448,7 @@
         <w:t xml:space="preserve">Co. v. Superior Court</w:t>
       </w:r>
       <w:r>
-        <w:t xml:space="preserve">, 478 U.S. 1, 12</w:t>
-      </w:r>
-      <w:r>
-        <w:noBreakHyphen/>
-      </w:r>
-      <w:r>
-        <w:t xml:space="preserve">13 (1986) (“Press-Enterprise II”) (preliminary hearings).</w:t>
+        <w:t xml:space="preserve">, 478 U.S. 1, 12-⁠13 (1986) (“Press-Enterprise II”) (preliminary hearings).</w:t>
       </w:r>
     </w:p>
     <w:p>
@@ -15751,13 +15537,7 @@
         <w:t xml:space="preserve">Newspaper Co. v. Superior Court</w:t>
       </w:r>
       <w:r>
-        <w:t xml:space="preserve">, 457 U. S. 596, 606</w:t>
-      </w:r>
-      <w:r>
-        <w:noBreakHyphen/>
-      </w:r>
-      <w:r>
-        <w:t xml:space="preserve">607 (1982). “The presumption of openness may be overcome only by an overriding interest based on findings that closure is essential to preserve higher values, and is narrowly tailored to serve that interest. The interest is to be articulated along with findings specific enough that a reviewing court can determine whether the closure order was properly entered.”</w:t>
+        <w:t xml:space="preserve">, 457 U. S. 596, 606-⁠607 (1982). “The presumption of openness may be overcome only by an overriding interest based on findings that closure is essential to preserve higher values, and is narrowly tailored to serve that interest. The interest is to be articulated along with findings specific enough that a reviewing court can determine whether the closure order was properly entered.”</w:t>
       </w:r>
       <w:r>
         <w:t xml:space="preserve"> </w:t>
@@ -15800,13 +15580,7 @@
         <w:t xml:space="preserve">Newspaper</w:t>
       </w:r>
       <w:r>
-        <w:t xml:space="preserve">, 457 U.S. at 606</w:t>
-      </w:r>
-      <w:r>
-        <w:noBreakHyphen/>
-      </w:r>
-      <w:r>
-        <w:t xml:space="preserve">607.)</w:t>
+        <w:t xml:space="preserve">, 457 U.S. at 606-⁠607.)</w:t>
       </w:r>
     </w:p>
     <w:p>
@@ -15854,13 +15628,7 @@
         <w:t xml:space="preserve">Subsidiary</w:t>
       </w:r>
       <w:r>
-        <w:t xml:space="preserve">, 20 Cal. 4th at 1217</w:t>
-      </w:r>
-      <w:r>
-        <w:noBreakHyphen/>
-      </w:r>
-      <w:r>
-        <w:t xml:space="preserve">1218. This test has been codified in Rule of Court 2.550 and 2.551.</w:t>
+        <w:t xml:space="preserve">, 20 Cal. 4th at 1217-⁠1218. This test has been codified in Rule of Court 2.550 and 2.551.</w:t>
       </w:r>
     </w:p>
     <w:p>
@@ -15907,19 +15675,7 @@
         <w:t xml:space="preserve"> </w:t>
       </w:r>
       <w:r>
-        <w:t xml:space="preserve">Cal. 4th at 1216</w:t>
-      </w:r>
-      <w:r>
-        <w:noBreakHyphen/>
-      </w:r>
-      <w:r>
-        <w:t xml:space="preserve">17, 1221</w:t>
-      </w:r>
-      <w:r>
-        <w:noBreakHyphen/>
-      </w:r>
-      <w:r>
-        <w:t xml:space="preserve">26. As the court held in</w:t>
+        <w:t xml:space="preserve">Cal. 4th at 1216-⁠17, 1221-⁠26. As the court held in</w:t>
       </w:r>
       <w:r>
         <w:t xml:space="preserve"> </w:t>
@@ -16496,13 +16252,7 @@
         <w:t xml:space="preserve">Anti-Discrimination Committee</w:t>
       </w:r>
       <w:r>
-        <w:t xml:space="preserve">, 70 F.3d at 1069</w:t>
-      </w:r>
-      <w:r>
-        <w:noBreakHyphen/>
-      </w:r>
-      <w:r>
-        <w:t xml:space="preserve">70.</w:t>
+        <w:t xml:space="preserve">, 70 F.3d at 1069-⁠70.</w:t>
       </w:r>
     </w:p>
     <w:p>
@@ -16991,13 +16741,7 @@
         <w:t xml:space="preserve">Geothermal Services</w:t>
       </w:r>
       <w:r>
-        <w:t xml:space="preserve">, 25 Cal. App. 4th at 1714</w:t>
-      </w:r>
-      <w:r>
-        <w:noBreakHyphen/>
-      </w:r>
-      <w:r>
-        <w:t xml:space="preserve">15. See also Evidence</w:t>
+        <w:t xml:space="preserve">, 25 Cal. App. 4th at 1714-⁠15. See also Evidence</w:t>
       </w:r>
       <w:r>
         <w:t xml:space="preserve"> </w:t>
@@ -17127,13 +16871,7 @@
         <w:t xml:space="preserve">Geothermal</w:t>
       </w:r>
       <w:r>
-        <w:t xml:space="preserve">, 25 Cal. App. 4th at 1714</w:t>
-      </w:r>
-      <w:r>
-        <w:noBreakHyphen/>
-      </w:r>
-      <w:r>
-        <w:t xml:space="preserve">15.</w:t>
+        <w:t xml:space="preserve">, 25 Cal. App. 4th at 1714-⁠15.</w:t>
       </w:r>
     </w:p>
     <w:p>
@@ -18152,13 +17890,7 @@
         <w:t xml:space="preserve">v. Jackson</w:t>
       </w:r>
       <w:r>
-        <w:t xml:space="preserve">, 128 Cal. App. 4th at 604</w:t>
-      </w:r>
-      <w:r>
-        <w:noBreakHyphen/>
-      </w:r>
-      <w:r>
-        <w:t xml:space="preserve">608. This Court implicitly agreed that the First Amendment right of access applied to the search warrant affidavit by analyzing the denial of a motion to unseal the search warrant affidavit pursuant to the First Amendment and the First Amendment test for sealing court records outlined in</w:t>
+        <w:t xml:space="preserve">, 128 Cal. App. 4th at 604-⁠608. This Court implicitly agreed that the First Amendment right of access applied to the search warrant affidavit by analyzing the denial of a motion to unseal the search warrant affidavit pursuant to the First Amendment and the First Amendment test for sealing court records outlined in</w:t>
       </w:r>
       <w:r>
         <w:t xml:space="preserve"> </w:t>
@@ -18187,13 +17919,7 @@
         <w:t xml:space="preserve"> </w:t>
       </w:r>
       <w:r>
-        <w:t xml:space="preserve">at 605</w:t>
-      </w:r>
-      <w:r>
-        <w:noBreakHyphen/>
-      </w:r>
-      <w:r>
-        <w:t xml:space="preserve">608.</w:t>
+        <w:t xml:space="preserve">at 605-⁠608.</w:t>
       </w:r>
     </w:p>
     <w:p>
@@ -18632,13 +18358,7 @@
         <w:t xml:space="preserve">Newspaper Co. v. Superior Court</w:t>
       </w:r>
       <w:r>
-        <w:t xml:space="preserve">, 457 U. S. 596, 606</w:t>
-      </w:r>
-      <w:r>
-        <w:noBreakHyphen/>
-      </w:r>
-      <w:r>
-        <w:t xml:space="preserve">607 (1982). “The presumption of openness may be overcome only by an overriding interest based on findings that closure is essential to preserve higher values, and is narrowly tailored to serve that interest. The interest is to be articulated along with findings specific enough that a reviewing court can determine whether the closure order was properly entered.”</w:t>
+        <w:t xml:space="preserve">, 457 U. S. 596, 606-⁠607 (1982). “The presumption of openness may be overcome only by an overriding interest based on findings that closure is essential to preserve higher values, and is narrowly tailored to serve that interest. The interest is to be articulated along with findings specific enough that a reviewing court can determine whether the closure order was properly entered.”</w:t>
       </w:r>
       <w:r>
         <w:t xml:space="preserve"> </w:t>
@@ -18681,13 +18401,7 @@
         <w:t xml:space="preserve">Newspaper</w:t>
       </w:r>
       <w:r>
-        <w:t xml:space="preserve">, 457 U.S. at 606</w:t>
-      </w:r>
-      <w:r>
-        <w:noBreakHyphen/>
-      </w:r>
-      <w:r>
-        <w:t xml:space="preserve">607.)</w:t>
+        <w:t xml:space="preserve">, 457 U.S. at 606-⁠607.)</w:t>
       </w:r>
     </w:p>
     <w:p>
@@ -18735,13 +18449,7 @@
         <w:t xml:space="preserve">Subsidiary</w:t>
       </w:r>
       <w:r>
-        <w:t xml:space="preserve">, 20 Cal. 4th at 1217</w:t>
-      </w:r>
-      <w:r>
-        <w:noBreakHyphen/>
-      </w:r>
-      <w:r>
-        <w:t xml:space="preserve">1218.</w:t>
+        <w:t xml:space="preserve">, 20 Cal. 4th at 1217-⁠1218.</w:t>
       </w:r>
     </w:p>
     <w:p>
@@ -18776,13 +18484,7 @@
         <w:t xml:space="preserve">Post v. Soussoudis</w:t>
       </w:r>
       <w:r>
-        <w:t xml:space="preserve">, 807 383 F.2d 383, 392</w:t>
-      </w:r>
-      <w:r>
-        <w:noBreakHyphen/>
-      </w:r>
-      <w:r>
-        <w:t xml:space="preserve">93 n.9 (4th Cir. 1986). In</w:t>
+        <w:t xml:space="preserve">, 807 383 F.2d 383, 392-⁠93 n.9 (4th Cir. 1986). In</w:t>
       </w:r>
       <w:r>
         <w:t xml:space="preserve"> </w:t>
@@ -18921,13 +18623,7 @@
         <w:t xml:space="preserve">Subsidiary</w:t>
       </w:r>
       <w:r>
-        <w:t xml:space="preserve">, 20 Cal. 4th at 1218</w:t>
-      </w:r>
-      <w:r>
-        <w:noBreakHyphen/>
-      </w:r>
-      <w:r>
-        <w:t xml:space="preserve">19. Rule</w:t>
+        <w:t xml:space="preserve">, 20 Cal. 4th at 1218-⁠19. Rule</w:t>
       </w:r>
       <w:r>
         <w:t xml:space="preserve"> </w:t>
@@ -19349,13 +19045,7 @@
         <w:t xml:space="preserve">of Hearst</w:t>
       </w:r>
       <w:r>
-        <w:t xml:space="preserve">, 67 Cal. App. 3d at 782</w:t>
-      </w:r>
-      <w:r>
-        <w:noBreakHyphen/>
-      </w:r>
-      <w:r>
-        <w:t xml:space="preserve">83). See also</w:t>
+        <w:t xml:space="preserve">, 67 Cal. App. 3d at 782-⁠83). See also</w:t>
       </w:r>
       <w:r>
         <w:t xml:space="preserve"> </w:t>
@@ -19444,13 +19134,7 @@
         <w:t xml:space="preserve">the Matter of 2 Sealed Search Warrants</w:t>
       </w:r>
       <w:r>
-        <w:t xml:space="preserve">, 710 A2d 202, 210</w:t>
-      </w:r>
-      <w:r>
-        <w:noBreakHyphen/>
-      </w:r>
-      <w:r>
-        <w:t xml:space="preserve">11 (Super. Del. 1997).</w:t>
+        <w:t xml:space="preserve">, 710 A2d 202, 210-⁠11 (Super. Del. 1997).</w:t>
       </w:r>
     </w:p>
     <w:p>
@@ -20027,13 +19711,7 @@
         <w:pStyle w:val="BodyText"/>
       </w:pPr>
       <w:r>
-        <w:t xml:space="preserve">This rule requires disclosure here. The names of all 17 arrestees are listed in the Sheriff’s Department Incident Report, which is a public document released by the Sheriff’s Department pursuant to the California Public Records Act and filed as an exhibit in Petitioner’s Motion to Unseal and this Petition. PA 63</w:t>
-      </w:r>
-      <w:r>
-        <w:noBreakHyphen/>
-      </w:r>
-      <w:r>
-        <w:t xml:space="preserve">112.</w:t>
+        <w:t xml:space="preserve">This rule requires disclosure here. The names of all 17 arrestees are listed in the Sheriff’s Department Incident Report, which is a public document released by the Sheriff’s Department pursuant to the California Public Records Act and filed as an exhibit in Petitioner’s Motion to Unseal and this Petition. PA 63-⁠112.</w:t>
       </w:r>
     </w:p>
     <w:p>
@@ -20349,13 +20027,7 @@
         <w:t xml:space="preserve">of Hearst</w:t>
       </w:r>
       <w:r>
-        <w:t xml:space="preserve">, 67 Cal. App. 3d at 782</w:t>
-      </w:r>
-      <w:r>
-        <w:noBreakHyphen/>
-      </w:r>
-      <w:r>
-        <w:t xml:space="preserve">784); see also</w:t>
+        <w:t xml:space="preserve">, 67 Cal. App. 3d at 782-⁠784); see also</w:t>
       </w:r>
       <w:r>
         <w:t xml:space="preserve"> </w:t>
@@ -20503,13 +20175,7 @@
         <w:t xml:space="preserve">re Sealed Search Warrant</w:t>
       </w:r>
       <w:r>
-        <w:t xml:space="preserve">, -​F. Supp. 3d –, 2022 WL 3582450 (S.D. Fla. Aug. 22, 2022), Case No. 22</w:t>
-      </w:r>
-      <w:r>
-        <w:noBreakHyphen/>
-      </w:r>
-      <w:r>
-        <w:t xml:space="preserve">8332-BER (“In re Search Warrant I”);</w:t>
+        <w:t xml:space="preserve">, -​F. Supp. 3d –, 2022 WL 3582450 (S.D. Fla. Aug. 22, 2022), Case No. 22-⁠8332-BER (“In re Search Warrant I”);</w:t>
       </w:r>
       <w:r>
         <w:t xml:space="preserve"> </w:t>
@@ -20536,19 +20202,7 @@
         <w:t xml:space="preserve">re Sealed Search Warrant</w:t>
       </w:r>
       <w:r>
-        <w:t xml:space="preserve">, 2022 WL 366888 (S.D. Fla. Aug. 25, 2022), Case No. 22</w:t>
-      </w:r>
-      <w:r>
-        <w:noBreakHyphen/>
-      </w:r>
-      <w:r>
-        <w:t xml:space="preserve">8332-BER (“In re Search Warrant II”); PA 226</w:t>
-      </w:r>
-      <w:r>
-        <w:noBreakHyphen/>
-      </w:r>
-      <w:r>
-        <w:t xml:space="preserve">239. The court held that while “[protecting] the integrity and secrecy of an ongoing criminal investigation is a well-recognized compelling government interest,” the Department of Justice could not keep the Trump search warrant materials sealed in their entirety and ordered a redacted version placed in the public court docket.</w:t>
+        <w:t xml:space="preserve">, 2022 WL 366888 (S.D. Fla. Aug. 25, 2022), Case No. 22-⁠8332-BER (“In re Search Warrant II”); PA 226-⁠239. The court held that while “[protecting] the integrity and secrecy of an ongoing criminal investigation is a well-recognized compelling government interest,” the Department of Justice could not keep the Trump search warrant materials sealed in their entirety and ordered a redacted version placed in the public court docket.</w:t>
       </w:r>
       <w:r>
         <w:t xml:space="preserve"> </w:t>
@@ -20602,13 +20256,7 @@
         <w:t xml:space="preserve">re Sealed Search Warrant II</w:t>
       </w:r>
       <w:r>
-        <w:t xml:space="preserve">, 2022 WL 366888 at *1; PA 226</w:t>
-      </w:r>
-      <w:r>
-        <w:noBreakHyphen/>
-      </w:r>
-      <w:r>
-        <w:t xml:space="preserve">239.</w:t>
+        <w:t xml:space="preserve">, 2022 WL 366888 at *1; PA 226-⁠239.</w:t>
       </w:r>
     </w:p>
     <w:p>
@@ -22220,9 +21868,7 @@
         <w:t xml:space="preserve"> </w:t>
       </w:r>
       <w:r>
-        <w:t xml:space="preserve">92616</w:t>
-        <w:noBreakHyphen/>
-        <w:t xml:space="preserve">5479.</w:t>
+        <w:t xml:space="preserve">92616-⁠5479.</w:t>
       </w:r>
     </w:p>
     <w:p>
@@ -23849,7 +23495,7 @@
     <w:qFormat/>
     <w:pPr>
       <w:keepLines/>
-      <w:spacing w:before="0" w:after="130" w:line="312" w:lineRule="exact"/>
+      <w:spacing w:before="13" w:after="130" w:line="312" w:lineRule="exact"/>
     </w:pPr>
     <w:rPr>
       <w:sz w:val="26"/>
